--- a/public/temas/ejercicio-1/ESQUEMA TEMA 17.docx
+++ b/public/temas/ejercicio-1/ESQUEMA TEMA 17.docx
@@ -35,7 +35,7 @@
           <w:rFonts w:ascii="Cambria" w:hAnsi="Cambria" w:cs="Cambria" w:eastAsia="Cambria"/>
           <w:sz w:val="22"/>
         </w:rPr>
-        <w:t>: 14,2% PIB, 15,6% VAB, 11,4% empleo (Informe Anual 2025 SG Estudios, Análisis y Planes de Actuación del MINTUR)</w:t>
+        <w:t>: 14,2 % PIB, 15,6 % VAB, 11,4 % empleo (Informe Anual 2025 SG Estudios, Análisis y Planes de Actuación del MINTUR)</w:t>
       </w:r>
     </w:p>
     <w:p>
@@ -100,7 +100,7 @@
           <w:rFonts w:ascii="Cambria" w:hAnsi="Cambria" w:cs="Cambria" w:eastAsia="Cambria"/>
           <w:sz w:val="22"/>
         </w:rPr>
-        <w:t>Con automoción, ~30% del VAB y del empleo industrial, muy exportador</w:t>
+        <w:t>Con automoción, ~30 % del VAB y del empleo industrial, muy exportador</w:t>
       </w:r>
     </w:p>
     <w:p>
@@ -122,7 +122,7 @@
           <w:rFonts w:ascii="Cambria" w:hAnsi="Cambria" w:cs="Cambria" w:eastAsia="Cambria"/>
           <w:sz w:val="22"/>
         </w:rPr>
-        <w:t>: componentes (intermedios), vehículos industriales (equipo) y turismos (consumo), 10% PIB, 9% empleo, 12,8% exportaciones</w:t>
+        <w:t>: componentes (intermedios), vehículos industriales (equipo) y turismos (consumo), 10 % PIB, 9 % empleo, 12,8 % exportaciones</w:t>
       </w:r>
     </w:p>
     <w:p>
@@ -194,7 +194,7 @@
           <w:b/>
           <w:sz w:val="22"/>
         </w:rPr>
-        <w:t>RD 559/2010</w:t>
+        <w:t>Real Decreto 559/2010</w:t>
       </w:r>
       <w:r>
         <w:rPr>
@@ -216,7 +216,7 @@
           <w:b/>
           <w:sz w:val="22"/>
         </w:rPr>
-        <w:t>RD 1072/2015</w:t>
+        <w:t>Real Decreto 1072/2015</w:t>
       </w:r>
       <w:r>
         <w:rPr>
@@ -238,7 +238,7 @@
           <w:b/>
           <w:sz w:val="22"/>
         </w:rPr>
-        <w:t>RD 1468/1988</w:t>
+        <w:t>Real Decreto 1468/1988</w:t>
       </w:r>
       <w:r>
         <w:rPr>
@@ -302,7 +302,7 @@
           <w:b/>
           <w:sz w:val="22"/>
         </w:rPr>
-        <w:t>RD 1406/1989</w:t>
+        <w:t>Real Decreto 1406/1989</w:t>
       </w:r>
       <w:r>
         <w:rPr>
@@ -324,7 +324,7 @@
           <w:b/>
           <w:sz w:val="22"/>
         </w:rPr>
-        <w:t>RD 330/2008</w:t>
+        <w:t>Real Decreto 330/2008</w:t>
       </w:r>
       <w:r>
         <w:rPr>
@@ -389,7 +389,7 @@
           <w:b/>
           <w:sz w:val="22"/>
         </w:rPr>
-        <w:t>RD 993/2022</w:t>
+        <w:t>Real Decreto 993/2022</w:t>
       </w:r>
       <w:r>
         <w:rPr>
@@ -506,7 +506,7 @@
           <w:rFonts w:ascii="Cambria" w:hAnsi="Cambria" w:cs="Cambria" w:eastAsia="Cambria"/>
           <w:sz w:val="22"/>
         </w:rPr>
-        <w:t>: deroga Directiva 2001/95/CE y deja sin efecto el RD 1801/2003</w:t>
+        <w:t>: deroga Directiva 2001/95/CE y deja sin efecto el Real Decreto 1801/2003</w:t>
       </w:r>
     </w:p>
     <w:p>
@@ -520,7 +520,7 @@
           <w:rFonts w:ascii="Cambria" w:hAnsi="Cambria" w:cs="Cambria" w:eastAsia="Cambria"/>
           <w:sz w:val="22"/>
         </w:rPr>
-        <w:t xml:space="preserve">Aplicable desde 13-12-2024, fabricantes y distribuidores, </w:t>
+        <w:t xml:space="preserve">Aplicable desde 13 de diciembre de 2024, fabricantes y distribuidores, </w:t>
       </w:r>
       <w:r>
         <w:rPr>
@@ -1106,7 +1106,7 @@
           <w:rFonts w:ascii="Cambria" w:hAnsi="Cambria" w:cs="Cambria" w:eastAsia="Cambria"/>
           <w:sz w:val="22"/>
         </w:rPr>
-        <w:t>, CO₂ de pesados nuevos: -15% en 2025 y -30% en 2030 sobre 2019</w:t>
+        <w:t>, CO₂ de pesados nuevos: -15 % en 2025 y -30 % en 2030 sobre 2019</w:t>
       </w:r>
     </w:p>
     <w:p>
@@ -1200,7 +1200,7 @@
           <w:rFonts w:ascii="Cambria" w:hAnsi="Cambria" w:cs="Cambria" w:eastAsia="Cambria"/>
           <w:sz w:val="22"/>
         </w:rPr>
-        <w:t>: China, Corea del Sur y Japón, ~90% de los pedidos</w:t>
+        <w:t>: China, Corea del Sur y Japón, ~90 % de los pedidos</w:t>
       </w:r>
     </w:p>
     <w:p>
@@ -1690,7 +1690,7 @@
           <w:rFonts w:ascii="Cambria" w:hAnsi="Cambria" w:cs="Cambria" w:eastAsia="Cambria"/>
           <w:sz w:val="22"/>
         </w:rPr>
-        <w:t>2025: exportaciones -20% a UE, Reino Unido, India y EEUU</w:t>
+        <w:t>2025: exportaciones -20 % a UE, Reino Unido, India y EEUU</w:t>
       </w:r>
     </w:p>
     <w:p>
@@ -1768,7 +1768,7 @@
           <w:rFonts w:ascii="Cambria" w:hAnsi="Cambria" w:cs="Cambria" w:eastAsia="Cambria"/>
           <w:sz w:val="22"/>
         </w:rPr>
-        <w:t>Tregua hasta 11-7-2026, la UE votó el 25-6-2026 prorrogar su parte (4.000 M$)</w:t>
+        <w:t>Tregua hasta 11 de julio de 2026, la UE votó el 25 de junio de 2026 prorrogar su parte (4.000 M$)</w:t>
       </w:r>
     </w:p>
     <w:p>
@@ -2072,7 +2072,7 @@
           <w:rFonts w:ascii="Cambria" w:hAnsi="Cambria" w:cs="Cambria" w:eastAsia="Cambria"/>
           <w:sz w:val="22"/>
         </w:rPr>
-        <w:t>2025: 2.274.026 unidades, -4,3% (ANFAC)</w:t>
+        <w:t>2025: 2.274.026 unidades, -4,3 % (ANFAC)</w:t>
       </w:r>
     </w:p>
     <w:p>
@@ -2144,7 +2144,7 @@
           <w:rFonts w:ascii="Cambria" w:hAnsi="Cambria" w:cs="Cambria" w:eastAsia="Cambria"/>
           <w:sz w:val="22"/>
         </w:rPr>
-        <w:t>: 10% PIB, 9% empleo, 12,8% exportaciones</w:t>
+        <w:t>: 10 % PIB, 9 % empleo, 12,8 % exportaciones</w:t>
       </w:r>
     </w:p>
     <w:p>
@@ -2463,7 +2463,7 @@
           <w:rFonts w:ascii="Cambria" w:hAnsi="Cambria" w:cs="Cambria" w:eastAsia="Cambria"/>
           <w:sz w:val="22"/>
         </w:rPr>
-        <w:t>Europa &gt;25% de la producción: Alemania, España, Francia, Chequia, Eslovaquia</w:t>
+        <w:t>Europa &gt;25 % de la producción: Alemania, España, Francia, Chequia, Eslovaquia</w:t>
       </w:r>
     </w:p>
     <w:p>
@@ -2499,7 +2499,7 @@
           <w:rFonts w:ascii="Cambria" w:hAnsi="Cambria" w:cs="Cambria" w:eastAsia="Cambria"/>
           <w:sz w:val="22"/>
         </w:rPr>
-        <w:t>: exportaciones/producción ~85%</w:t>
+        <w:t>: exportaciones/producción ~85 %</w:t>
       </w:r>
     </w:p>
     <w:p>
@@ -2721,7 +2721,7 @@
           <w:rFonts w:ascii="Cambria" w:hAnsi="Cambria" w:cs="Cambria" w:eastAsia="Cambria"/>
           <w:sz w:val="22"/>
         </w:rPr>
-        <w:t xml:space="preserve"> (modifica 2019/631): 100% de cero emisiones en 2035</w:t>
+        <w:t xml:space="preserve"> (modifica 2019/631): 100 % de cero emisiones en 2035</w:t>
       </w:r>
     </w:p>
     <w:p>
@@ -2743,7 +2743,7 @@
           <w:rFonts w:ascii="Cambria" w:hAnsi="Cambria" w:cs="Cambria" w:eastAsia="Cambria"/>
           <w:sz w:val="22"/>
         </w:rPr>
-        <w:t>: pesados, -45% en 2030 y -90% en 2040 (revisión 2024)</w:t>
+        <w:t>: pesados, -45 % en 2030 y -90 % en 2040 (revisión 2024)</w:t>
       </w:r>
     </w:p>
     <w:p>
@@ -2758,7 +2758,7 @@
           <w:b/>
           <w:sz w:val="22"/>
         </w:rPr>
-        <w:t>Directiva 2000/53/CE y RD 1383/2002</w:t>
+        <w:t>Directiva 2000/53/CE y Real Decreto 1383/2002</w:t>
       </w:r>
       <w:r>
         <w:rPr>
@@ -2997,7 +2997,7 @@
           <w:rFonts w:ascii="Cambria" w:hAnsi="Cambria" w:cs="Cambria" w:eastAsia="Cambria"/>
           <w:sz w:val="22"/>
         </w:rPr>
-        <w:t>50% de empresas multinacionales, 77% del empleo</w:t>
+        <w:t>50 % de empresas multinacionales, 77 % del empleo</w:t>
       </w:r>
     </w:p>
     <w:p>
@@ -3041,7 +3041,7 @@
           <w:rFonts w:ascii="Cambria" w:hAnsi="Cambria" w:cs="Cambria" w:eastAsia="Cambria"/>
           <w:sz w:val="22"/>
         </w:rPr>
-        <w:t>: 4.º europeo, ~70% de las piezas son nacionales</w:t>
+        <w:t>: 4.º europeo, ~70 % de las piezas son nacionales</w:t>
       </w:r>
     </w:p>
     <w:p>
